--- a/Tailored_CVs/Shinoy_Walker___Dunlop_Senior_QA_Engineer.docx
+++ b/Tailored_CVs/Shinoy_Walker___Dunlop_Senior_QA_Engineer.docx
@@ -70,7 +70,7 @@
           <w:b w:val="0"/>
           <w:sz w:val="19"/>
         </w:rPr>
-        <w:t>QA Automation Engineer with over 8 years of experience building scalable test frameworks for financial institutions. I have strong hands-on experience designing automated UI and API test suites using Playwright and Java Selenium, alongside integrating them into CI/CD pipelines. I also use tools like Gemini Code Assist to streamline test generation and deployment scripts while partnering with product teams to catch risks early.</w:t>
+        <w:t>I am a QA Automation Engineer with over 8 years of experience building scalable test frameworks and CI/CD pipelines for financial clients. My background includes migrating frameworks to Playwright TypeScript, running API testing with Postman, and leveraging tools like Gemini Code Assist to streamline test generation. I am currently based in Amstelveen with a valid EU residence permit and am ready to start immediately.</w:t>
       </w:r>
     </w:p>
     <w:p>
@@ -288,7 +288,7 @@
           <w:b w:val="0"/>
           <w:sz w:val="18"/>
         </w:rPr>
-        <w:t>▸ Migrated a Selenium framework to Playwright TypeScript for credit limit and rating workflows within a microservices architecture, boosting execution efficiency by 20%.</w:t>
+        <w:t>▸ Migrated a SeleniumJava framework to Playwright TypeScript for complex credit limit and rating analysis workflows, boosting execution efficiency by 20%.</w:t>
       </w:r>
     </w:p>
     <w:p>
@@ -301,7 +301,7 @@
           <w:b w:val="0"/>
           <w:sz w:val="18"/>
         </w:rPr>
-        <w:t>▸ Implemented CI/CD pipelines and ran scheduled regression test builds using Jenkins while provisioning test environments with Terraform and AWS.</w:t>
+        <w:t>▸ Executed complex Oracle SQL queries and utilized Postman and RestAssured to validate backend data integrity and API responses across financial systems.</w:t>
       </w:r>
     </w:p>
     <w:p>
@@ -314,7 +314,7 @@
           <w:b w:val="0"/>
           <w:sz w:val="18"/>
         </w:rPr>
-        <w:t>▸ Executed complex Oracle SQL queries to validate massive datasets and ensure data integrity across backend financial risk workflows.</w:t>
+        <w:t>▸ Implemented CI/CD pipelines and scheduled automated regression test builds using Jenkins while provisioning underlying test environments with Terraform and AWS.</w:t>
       </w:r>
     </w:p>
     <w:p>
@@ -327,7 +327,7 @@
           <w:b w:val="0"/>
           <w:sz w:val="18"/>
         </w:rPr>
-        <w:t>▸ Streamlined complex test generation and deployment scripts utilizing AI tools like Gemini Code Assist to improve team velocity and test coverage.</w:t>
+        <w:t>▸ Streamlined complex test generation scripts and deployment workflows utilizing AI tools like Gemini Code Assist.</w:t>
       </w:r>
     </w:p>
     <w:p>
